--- a/04_tables/main/Table1_minnesota_by_season.docx
+++ b/04_tables/main/Table1_minnesota_by_season.docx
@@ -4438,7 +4438,7 @@
                 <w:szCs w:val="16"/>
                 <w:color w:val="000000"/>
               </w:rPr>
-              <w:t xml:space="preserve">-0.5 (-4.2, 3.4)</w:t>
+              <w:t xml:space="preserve">-0.5 (-4.3, 3.4)</w:t>
             </w:r>
           </w:p>
         </w:tc>
